--- a/Tech_Document.docx
+++ b/Tech_Document.docx
@@ -1,6 +1,6 @@
 
 <file path=word/document.xml><?xml version="1.0" encoding="utf-8"?>
-<w:document xmlns:wpc="http://schemas.microsoft.com/office/word/2010/wordprocessingCanvas" xmlns:cx="http://schemas.microsoft.com/office/drawing/2014/chartex" xmlns:cx1="http://schemas.microsoft.com/office/drawing/2015/9/8/chartex" xmlns:cx2="http://schemas.microsoft.com/office/drawing/2015/10/21/chartex" xmlns:cx3="http://schemas.microsoft.com/office/drawing/2016/5/9/chartex" xmlns:cx4="http://schemas.microsoft.com/office/drawing/2016/5/10/chartex" xmlns:cx5="http://schemas.microsoft.com/office/drawing/2016/5/11/chartex" xmlns:cx6="http://schemas.microsoft.com/office/drawing/2016/5/12/chartex" xmlns:cx7="http://schemas.microsoft.com/office/drawing/2016/5/13/chartex" xmlns:cx8="http://schemas.microsoft.com/office/drawing/2016/5/14/chartex" xmlns:mc="http://schemas.openxmlformats.org/markup-compatibility/2006" xmlns:aink="http://schemas.microsoft.com/office/drawing/2016/ink" xmlns:am3d="http://schemas.microsoft.com/office/drawing/2017/model3d" xmlns:o="urn:schemas-microsoft-com:office:office" xmlns:oel="http://schemas.microsoft.com/office/2019/extlst" xmlns:r="http://schemas.openxmlformats.org/officeDocument/2006/relationships" xmlns:m="http://schemas.openxmlformats.org/officeDocument/2006/math" xmlns:v="urn:schemas-microsoft-com:vml" xmlns:wp14="http://schemas.microsoft.com/office/word/2010/wordprocessingDrawing" xmlns:wp="http://schemas.openxmlformats.org/drawingml/2006/wordprocessingDrawing" xmlns:w10="urn:schemas-microsoft-com:office:word" xmlns:w="http://schemas.openxmlformats.org/wordprocessingml/2006/main" xmlns:w14="http://schemas.microsoft.com/office/word/2010/wordml" xmlns:w15="http://schemas.microsoft.com/office/word/2012/wordml" xmlns:w16cex="http://schemas.microsoft.com/office/word/2018/wordml/cex" xmlns:w16cid="http://schemas.microsoft.com/office/word/2016/wordml/cid" xmlns:w16="http://schemas.microsoft.com/office/word/2018/wordml" xmlns:w16du="http://schemas.microsoft.com/office/word/2023/wordml/word16du" xmlns:w16sdtdh="http://schemas.microsoft.com/office/word/2020/wordml/sdtdatahash" xmlns:w16sdtfl="http://schemas.microsoft.com/office/word/2024/wordml/sdtformatlock" xmlns:w16se="http://schemas.microsoft.com/office/word/2015/wordml/symex" xmlns:wpg="http://schemas.microsoft.com/office/word/2010/wordprocessingGroup" xmlns:wpi="http://schemas.microsoft.com/office/word/2010/wordprocessingInk" xmlns:wne="http://schemas.microsoft.com/office/word/2006/wordml" xmlns:wps="http://schemas.microsoft.com/office/word/2010/wordprocessingShape" mc:Ignorable="w14 w15 w16se w16cid w16 w16cex w16sdtdh w16sdtfl w16du wp14">
+<w:document xmlns:wpc="http://schemas.microsoft.com/office/word/2010/wordprocessingCanvas" xmlns:cx="http://schemas.microsoft.com/office/drawing/2014/chartex" xmlns:cx1="http://schemas.microsoft.com/office/drawing/2015/9/8/chartex" xmlns:cx2="http://schemas.microsoft.com/office/drawing/2015/10/21/chartex" xmlns:cx3="http://schemas.microsoft.com/office/drawing/2016/5/9/chartex" xmlns:cx4="http://schemas.microsoft.com/office/drawing/2016/5/10/chartex" xmlns:cx5="http://schemas.microsoft.com/office/drawing/2016/5/11/chartex" xmlns:cx6="http://schemas.microsoft.com/office/drawing/2016/5/12/chartex" xmlns:cx7="http://schemas.microsoft.com/office/drawing/2016/5/13/chartex" xmlns:cx8="http://schemas.microsoft.com/office/drawing/2016/5/14/chartex" xmlns:mc="http://schemas.openxmlformats.org/markup-compatibility/2006" xmlns:m="http://schemas.openxmlformats.org/officeDocument/2006/math" xmlns:aink="http://schemas.microsoft.com/office/drawing/2016/ink" xmlns:am3d="http://schemas.microsoft.com/office/drawing/2017/model3d" xmlns:oel="http://schemas.microsoft.com/office/2019/extlst" xmlns:r="http://schemas.openxmlformats.org/officeDocument/2006/relationships" xmlns:wp14="http://schemas.microsoft.com/office/word/2010/wordprocessingDrawing" xmlns:wp="http://schemas.openxmlformats.org/drawingml/2006/wordprocessingDrawing" xmlns:wpg="http://schemas.microsoft.com/office/word/2010/wordprocessingGroup" xmlns:wpi="http://schemas.microsoft.com/office/word/2010/wordprocessingInk" xmlns:wps="http://schemas.microsoft.com/office/word/2010/wordprocessingShape" xmlns:o="urn:schemas-microsoft-com:office:office" xmlns:v="urn:schemas-microsoft-com:vml" xmlns:w10="urn:schemas-microsoft-com:office:word" xmlns:w="http://schemas.openxmlformats.org/wordprocessingml/2006/main" xmlns:w14="http://schemas.microsoft.com/office/word/2010/wordml" xmlns:w15="http://schemas.microsoft.com/office/word/2012/wordml" xmlns:w16cex="http://schemas.microsoft.com/office/word/2018/wordml/cex" xmlns:w16cid="http://schemas.microsoft.com/office/word/2016/wordml/cid" xmlns:w16="http://schemas.microsoft.com/office/word/2018/wordml" xmlns:w16sdtdh="http://schemas.microsoft.com/office/word/2020/wordml/sdtdatahash" xmlns:w16sdtfl="http://schemas.microsoft.com/office/word/2024/wordml/sdtformatlock" xmlns:w16se="http://schemas.microsoft.com/office/word/2015/wordml/symex" xmlns:w16du="http://schemas.microsoft.com/office/word/2023/wordml/word16du" xmlns:wne="http://schemas.microsoft.com/office/word/2006/wordml" mc:Ignorable="w14 w15 w16se w16cid w16 w16cex w16sdtdh w16sdtfl w16du wp14">
   <w:body>
     <w:p>
       <w:pPr>
@@ -1311,27 +1311,7 @@
           <w:szCs w:val="22"/>
           <w:lang w:val="en-US"/>
         </w:rPr>
-        <w:t xml:space="preserve">Model is linked to </w:t>
-      </w:r>
-      <w:proofErr w:type="gramStart"/>
-      <w:r>
-        <w:rPr>
-          <w:rFonts w:ascii="Calibri" w:hAnsi="Calibri" w:cs="Calibri"/>
-          <w:sz w:val="22"/>
-          <w:szCs w:val="22"/>
-          <w:lang w:val="en-US"/>
-        </w:rPr>
-        <w:t>Email :</w:t>
-      </w:r>
-      <w:proofErr w:type="gramEnd"/>
-      <w:r>
-        <w:rPr>
-          <w:rFonts w:ascii="Calibri" w:hAnsi="Calibri" w:cs="Calibri"/>
-          <w:sz w:val="22"/>
-          <w:szCs w:val="22"/>
-          <w:lang w:val="en-US"/>
-        </w:rPr>
-        <w:t xml:space="preserve"> </w:t>
+        <w:t xml:space="preserve">Model is linked to Email : </w:t>
       </w:r>
       <w:hyperlink r:id="rId12" w:history="1">
         <w:r>
@@ -3222,19 +3202,8 @@
           <w:szCs w:val="22"/>
           <w:lang w:val="en-US"/>
         </w:rPr>
-        <w:t>\</w:t>
-      </w:r>
-      <w:proofErr w:type="gramStart"/>
-      <w:r>
-        <w:rPr>
-          <w:rFonts w:ascii="Calibri" w:hAnsi="Calibri" w:cs="Calibri"/>
-          <w:sz w:val="22"/>
-          <w:szCs w:val="22"/>
-          <w:lang w:val="en-US"/>
-        </w:rPr>
-        <w:t>dt</w:t>
-      </w:r>
-      <w:proofErr w:type="gramEnd"/>
+        <w:t>\dt</w:t>
+      </w:r>
     </w:p>
     <w:p>
       <w:pPr>
@@ -4095,22 +4064,8 @@
           <w:highlight w:val="yellow"/>
           <w:lang w:val="en-US"/>
         </w:rPr>
-        <w:t xml:space="preserve">AWS – </w:t>
-      </w:r>
-      <w:proofErr w:type="gramStart"/>
-      <w:r>
-        <w:rPr>
-          <w:rFonts w:ascii="Calibri" w:hAnsi="Calibri" w:cs="Calibri"/>
-          <w:b/>
-          <w:bCs/>
-          <w:sz w:val="22"/>
-          <w:szCs w:val="22"/>
-          <w:highlight w:val="yellow"/>
-          <w:lang w:val="en-US"/>
-        </w:rPr>
-        <w:t>SERVICE :</w:t>
-      </w:r>
-      <w:proofErr w:type="gramEnd"/>
+        <w:t>AWS – SERVICE :</w:t>
+      </w:r>
       <w:r>
         <w:rPr>
           <w:rFonts w:ascii="Calibri" w:hAnsi="Calibri" w:cs="Calibri"/>
@@ -4199,25 +4154,14 @@
           <w:lang w:val="en-US"/>
         </w:rPr>
       </w:pPr>
-      <w:proofErr w:type="gramStart"/>
-      <w:r>
-        <w:rPr>
-          <w:rFonts w:ascii="Calibri" w:hAnsi="Calibri" w:cs="Calibri"/>
-          <w:sz w:val="22"/>
-          <w:szCs w:val="22"/>
-          <w:lang w:val="en-US"/>
-        </w:rPr>
-        <w:t>Dev :</w:t>
-      </w:r>
-      <w:proofErr w:type="gramEnd"/>
-      <w:r>
-        <w:rPr>
-          <w:rFonts w:ascii="Calibri" w:hAnsi="Calibri" w:cs="Calibri"/>
-          <w:sz w:val="22"/>
-          <w:szCs w:val="22"/>
-          <w:lang w:val="en-US"/>
-        </w:rPr>
-        <w:t xml:space="preserve"> </w:t>
+      <w:r>
+        <w:rPr>
+          <w:rFonts w:ascii="Calibri" w:hAnsi="Calibri" w:cs="Calibri"/>
+          <w:sz w:val="22"/>
+          <w:szCs w:val="22"/>
+          <w:lang w:val="en-US"/>
+        </w:rPr>
+        <w:t xml:space="preserve">Dev : </w:t>
       </w:r>
       <w:proofErr w:type="spellStart"/>
       <w:r>
@@ -4258,25 +4202,14 @@
           <w:lang w:val="en-US"/>
         </w:rPr>
       </w:pPr>
-      <w:proofErr w:type="gramStart"/>
-      <w:r>
-        <w:rPr>
-          <w:rFonts w:ascii="Calibri" w:hAnsi="Calibri" w:cs="Calibri"/>
-          <w:sz w:val="22"/>
-          <w:szCs w:val="22"/>
-          <w:lang w:val="en-US"/>
-        </w:rPr>
-        <w:t>Prod :</w:t>
-      </w:r>
-      <w:proofErr w:type="gramEnd"/>
-      <w:r>
-        <w:rPr>
-          <w:rFonts w:ascii="Calibri" w:hAnsi="Calibri" w:cs="Calibri"/>
-          <w:sz w:val="22"/>
-          <w:szCs w:val="22"/>
-          <w:lang w:val="en-US"/>
-        </w:rPr>
-        <w:t xml:space="preserve"> </w:t>
+      <w:r>
+        <w:rPr>
+          <w:rFonts w:ascii="Calibri" w:hAnsi="Calibri" w:cs="Calibri"/>
+          <w:sz w:val="22"/>
+          <w:szCs w:val="22"/>
+          <w:lang w:val="en-US"/>
+        </w:rPr>
+        <w:t xml:space="preserve">Prod : </w:t>
       </w:r>
       <w:proofErr w:type="spellStart"/>
       <w:r>
@@ -5139,25 +5072,14 @@
           <w:lang w:val="en-US"/>
         </w:rPr>
       </w:pPr>
-      <w:proofErr w:type="gramStart"/>
-      <w:r>
-        <w:rPr>
-          <w:rFonts w:ascii="Calibri" w:hAnsi="Calibri" w:cs="Calibri"/>
-          <w:sz w:val="22"/>
-          <w:szCs w:val="22"/>
-          <w:lang w:val="en-US"/>
-        </w:rPr>
-        <w:t>compressed :</w:t>
-      </w:r>
-      <w:proofErr w:type="gramEnd"/>
-      <w:r>
-        <w:rPr>
-          <w:rFonts w:ascii="Calibri" w:hAnsi="Calibri" w:cs="Calibri"/>
-          <w:sz w:val="22"/>
-          <w:szCs w:val="22"/>
-          <w:lang w:val="en-US"/>
-        </w:rPr>
-        <w:t xml:space="preserve"> app.zip, </w:t>
+      <w:r>
+        <w:rPr>
+          <w:rFonts w:ascii="Calibri" w:hAnsi="Calibri" w:cs="Calibri"/>
+          <w:sz w:val="22"/>
+          <w:szCs w:val="22"/>
+          <w:lang w:val="en-US"/>
+        </w:rPr>
+        <w:t xml:space="preserve">compressed : app.zip, </w:t>
       </w:r>
     </w:p>
     <w:p>
@@ -5184,21 +5106,8 @@
           <w:lang w:val="en-GB" w:eastAsia="en-US"/>
           <w14:ligatures w14:val="standardContextual"/>
         </w:rPr>
-        <w:t xml:space="preserve">zip -r </w:t>
-      </w:r>
-      <w:proofErr w:type="gramStart"/>
-      <w:r>
-        <w:rPr>
-          <w:rFonts w:ascii="Calibri" w:eastAsiaTheme="minorHAnsi" w:hAnsi="Calibri" w:cs="Calibri"/>
-          <w:color w:val="000000"/>
-          <w:sz w:val="22"/>
-          <w:szCs w:val="22"/>
-          <w:lang w:val="en-GB" w:eastAsia="en-US"/>
-          <w14:ligatures w14:val="standardContextual"/>
-        </w:rPr>
-        <w:t>app.zip .</w:t>
-      </w:r>
-      <w:proofErr w:type="gramEnd"/>
+        <w:t>zip -r app.zip .</w:t>
+      </w:r>
     </w:p>
     <w:p>
       <w:pPr>
@@ -5223,7 +5132,6 @@
         <w:t xml:space="preserve">server.js and </w:t>
       </w:r>
       <w:proofErr w:type="spellStart"/>
-      <w:proofErr w:type="gramStart"/>
       <w:r>
         <w:rPr>
           <w:rFonts w:ascii="Calibri" w:hAnsi="Calibri" w:cs="Calibri"/>
@@ -5234,7 +5142,6 @@
         <w:t>package.json</w:t>
       </w:r>
       <w:proofErr w:type="spellEnd"/>
-      <w:proofErr w:type="gramEnd"/>
       <w:r>
         <w:rPr>
           <w:rFonts w:ascii="Calibri" w:hAnsi="Calibri" w:cs="Calibri"/>
@@ -7024,19 +6931,8 @@
           <w:szCs w:val="22"/>
           <w:lang w:val="en-US"/>
         </w:rPr>
-        <w:t xml:space="preserve"> t</w:t>
-      </w:r>
-      <w:proofErr w:type="gramStart"/>
-      <w:r>
-        <w:rPr>
-          <w:rFonts w:ascii="Calibri" w:hAnsi="Calibri" w:cs="Calibri"/>
-          <w:sz w:val="22"/>
-          <w:szCs w:val="22"/>
-          <w:lang w:val="en-US"/>
-        </w:rPr>
-        <w:t>3.micro</w:t>
-      </w:r>
-      <w:proofErr w:type="gramEnd"/>
+        <w:t xml:space="preserve"> t3.micro</w:t>
+      </w:r>
     </w:p>
     <w:p>
       <w:pPr>
@@ -7077,138 +6973,67 @@
           <w:szCs w:val="22"/>
           <w:lang w:val="en-US"/>
         </w:rPr>
-        <w:t>Auto Scaling – t</w:t>
-      </w:r>
-      <w:proofErr w:type="gramStart"/>
-      <w:r>
-        <w:rPr>
-          <w:rFonts w:ascii="Calibri" w:hAnsi="Calibri" w:cs="Calibri"/>
-          <w:sz w:val="22"/>
-          <w:szCs w:val="22"/>
-          <w:lang w:val="en-US"/>
-        </w:rPr>
-        <w:t>2.micro</w:t>
-      </w:r>
-      <w:proofErr w:type="gramEnd"/>
-      <w:r>
-        <w:rPr>
-          <w:rFonts w:ascii="Calibri" w:hAnsi="Calibri" w:cs="Calibri"/>
-          <w:sz w:val="22"/>
-          <w:szCs w:val="22"/>
-          <w:lang w:val="en-US"/>
-        </w:rPr>
-        <w:t>, t</w:t>
-      </w:r>
-      <w:proofErr w:type="gramStart"/>
-      <w:r>
-        <w:rPr>
-          <w:rFonts w:ascii="Calibri" w:hAnsi="Calibri" w:cs="Calibri"/>
-          <w:sz w:val="22"/>
-          <w:szCs w:val="22"/>
-          <w:lang w:val="en-US"/>
-        </w:rPr>
-        <w:t>3.micro</w:t>
-      </w:r>
-      <w:proofErr w:type="gramEnd"/>
-      <w:r>
-        <w:rPr>
-          <w:rFonts w:ascii="Calibri" w:hAnsi="Calibri" w:cs="Calibri"/>
-          <w:sz w:val="22"/>
-          <w:szCs w:val="22"/>
-          <w:lang w:val="en-US"/>
-        </w:rPr>
-        <w:t xml:space="preserve"> (autoscaling group then needs to be </w:t>
-      </w:r>
-      <w:proofErr w:type="gramStart"/>
-      <w:r>
-        <w:rPr>
-          <w:rFonts w:ascii="Calibri" w:hAnsi="Calibri" w:cs="Calibri"/>
-          <w:sz w:val="22"/>
-          <w:szCs w:val="22"/>
-          <w:lang w:val="en-US"/>
-        </w:rPr>
-        <w:t>in )</w:t>
-      </w:r>
-      <w:proofErr w:type="gramEnd"/>
-    </w:p>
-    <w:p>
-      <w:pPr>
-        <w:tabs>
-          <w:tab w:val="left" w:pos="1611"/>
-        </w:tabs>
-        <w:ind w:left="720"/>
-        <w:rPr>
-          <w:rFonts w:ascii="Calibri" w:hAnsi="Calibri" w:cs="Calibri"/>
-          <w:sz w:val="22"/>
-          <w:szCs w:val="22"/>
-          <w:lang w:val="en-US"/>
-        </w:rPr>
-      </w:pPr>
-    </w:p>
-    <w:p>
-      <w:pPr>
-        <w:tabs>
-          <w:tab w:val="left" w:pos="1611"/>
-        </w:tabs>
-        <w:ind w:left="720"/>
-        <w:rPr>
-          <w:rFonts w:ascii="Calibri" w:hAnsi="Calibri" w:cs="Calibri"/>
-          <w:sz w:val="22"/>
-          <w:szCs w:val="22"/>
-          <w:lang w:val="en-US"/>
-        </w:rPr>
-      </w:pPr>
-    </w:p>
-    <w:p>
-      <w:pPr>
-        <w:tabs>
-          <w:tab w:val="left" w:pos="1611"/>
-        </w:tabs>
-        <w:ind w:left="720"/>
-        <w:rPr>
-          <w:rFonts w:ascii="Calibri" w:hAnsi="Calibri" w:cs="Calibri"/>
-          <w:sz w:val="22"/>
-          <w:szCs w:val="22"/>
-          <w:lang w:val="en-US"/>
-        </w:rPr>
-      </w:pPr>
-      <w:r>
-        <w:rPr>
-          <w:rFonts w:ascii="Calibri" w:hAnsi="Calibri" w:cs="Calibri"/>
-          <w:sz w:val="22"/>
-          <w:szCs w:val="22"/>
-          <w:lang w:val="en-US"/>
-        </w:rPr>
-        <w:t xml:space="preserve">Deployment would be done and health status to be </w:t>
-      </w:r>
-      <w:proofErr w:type="gramStart"/>
-      <w:r>
-        <w:rPr>
-          <w:rFonts w:ascii="Calibri" w:hAnsi="Calibri" w:cs="Calibri"/>
-          <w:sz w:val="22"/>
-          <w:szCs w:val="22"/>
-          <w:lang w:val="en-US"/>
-        </w:rPr>
-        <w:t xml:space="preserve">OK </w:t>
-      </w:r>
-      <w:r>
-        <w:rPr>
-          <w:rFonts w:ascii="Calibri" w:hAnsi="Calibri" w:cs="Calibri"/>
-          <w:sz w:val="22"/>
-          <w:szCs w:val="22"/>
-          <w:lang w:val="en-US"/>
-        </w:rPr>
-        <w:t>.</w:t>
-      </w:r>
-      <w:proofErr w:type="gramEnd"/>
-      <w:r>
-        <w:rPr>
-          <w:rFonts w:ascii="Calibri" w:hAnsi="Calibri" w:cs="Calibri"/>
-          <w:sz w:val="22"/>
-          <w:szCs w:val="22"/>
-          <w:lang w:val="en-US"/>
-        </w:rPr>
-        <w:t xml:space="preserve"> </w:t>
+        <w:t>Auto Scaling – t2.micro, t3.micro (autoscaling group then needs to be in )</w:t>
+      </w:r>
+    </w:p>
+    <w:p>
+      <w:pPr>
+        <w:tabs>
+          <w:tab w:val="left" w:pos="1611"/>
+        </w:tabs>
+        <w:ind w:left="720"/>
+        <w:rPr>
+          <w:rFonts w:ascii="Calibri" w:hAnsi="Calibri" w:cs="Calibri"/>
+          <w:sz w:val="22"/>
+          <w:szCs w:val="22"/>
+          <w:lang w:val="en-US"/>
+        </w:rPr>
+      </w:pPr>
+    </w:p>
+    <w:p>
+      <w:pPr>
+        <w:tabs>
+          <w:tab w:val="left" w:pos="1611"/>
+        </w:tabs>
+        <w:ind w:left="720"/>
+        <w:rPr>
+          <w:rFonts w:ascii="Calibri" w:hAnsi="Calibri" w:cs="Calibri"/>
+          <w:sz w:val="22"/>
+          <w:szCs w:val="22"/>
+          <w:lang w:val="en-US"/>
+        </w:rPr>
+      </w:pPr>
+    </w:p>
+    <w:p>
+      <w:pPr>
+        <w:tabs>
+          <w:tab w:val="left" w:pos="1611"/>
+        </w:tabs>
+        <w:ind w:left="720"/>
+        <w:rPr>
+          <w:rFonts w:ascii="Calibri" w:hAnsi="Calibri" w:cs="Calibri"/>
+          <w:sz w:val="22"/>
+          <w:szCs w:val="22"/>
+          <w:lang w:val="en-US"/>
+        </w:rPr>
+      </w:pPr>
+      <w:r>
+        <w:rPr>
+          <w:rFonts w:ascii="Calibri" w:hAnsi="Calibri" w:cs="Calibri"/>
+          <w:sz w:val="22"/>
+          <w:szCs w:val="22"/>
+          <w:lang w:val="en-US"/>
+        </w:rPr>
+        <w:t xml:space="preserve">Deployment would be done and health status to be OK </w:t>
+      </w:r>
+      <w:r>
+        <w:rPr>
+          <w:rFonts w:ascii="Calibri" w:hAnsi="Calibri" w:cs="Calibri"/>
+          <w:sz w:val="22"/>
+          <w:szCs w:val="22"/>
+          <w:lang w:val="en-US"/>
+        </w:rPr>
+        <w:t xml:space="preserve">. </w:t>
       </w:r>
       <w:r>
         <w:rPr>
@@ -7396,33 +7221,7 @@
           <w:highlight w:val="yellow"/>
           <w:lang w:val="en-US"/>
         </w:rPr>
-        <w:t xml:space="preserve">AWS – </w:t>
-      </w:r>
-      <w:proofErr w:type="gramStart"/>
-      <w:r>
-        <w:rPr>
-          <w:rFonts w:ascii="Calibri" w:hAnsi="Calibri" w:cs="Calibri"/>
-          <w:b/>
-          <w:bCs/>
-          <w:sz w:val="22"/>
-          <w:szCs w:val="22"/>
-          <w:highlight w:val="yellow"/>
-          <w:lang w:val="en-US"/>
-        </w:rPr>
-        <w:t>SERVICE :ACM</w:t>
-      </w:r>
-      <w:proofErr w:type="gramEnd"/>
-      <w:r>
-        <w:rPr>
-          <w:rFonts w:ascii="Calibri" w:hAnsi="Calibri" w:cs="Calibri"/>
-          <w:b/>
-          <w:bCs/>
-          <w:sz w:val="22"/>
-          <w:szCs w:val="22"/>
-          <w:highlight w:val="yellow"/>
-          <w:lang w:val="en-US"/>
-        </w:rPr>
-        <w:t xml:space="preserve"> – AWS Certificate Manager</w:t>
+        <w:t>AWS – SERVICE :ACM – AWS Certificate Manager</w:t>
       </w:r>
     </w:p>
     <w:p>
@@ -7505,27 +7304,7 @@
           <w:szCs w:val="22"/>
           <w:lang w:val="en-US"/>
         </w:rPr>
-        <w:t xml:space="preserve">Approval </w:t>
-      </w:r>
-      <w:proofErr w:type="gramStart"/>
-      <w:r>
-        <w:rPr>
-          <w:rFonts w:ascii="Calibri" w:hAnsi="Calibri" w:cs="Calibri"/>
-          <w:sz w:val="22"/>
-          <w:szCs w:val="22"/>
-          <w:lang w:val="en-US"/>
-        </w:rPr>
-        <w:t>need</w:t>
-      </w:r>
-      <w:proofErr w:type="gramEnd"/>
-      <w:r>
-        <w:rPr>
-          <w:rFonts w:ascii="Calibri" w:hAnsi="Calibri" w:cs="Calibri"/>
-          <w:sz w:val="22"/>
-          <w:szCs w:val="22"/>
-          <w:lang w:val="en-US"/>
-        </w:rPr>
-        <w:t xml:space="preserve"> to be done from either </w:t>
+        <w:t xml:space="preserve">Approval need to be done from either </w:t>
       </w:r>
       <w:r>
         <w:rPr>
@@ -7617,27 +7396,7 @@
           <w:szCs w:val="22"/>
           <w:lang w:val="en-US"/>
         </w:rPr>
-        <w:t xml:space="preserve">Approval </w:t>
-      </w:r>
-      <w:proofErr w:type="gramStart"/>
-      <w:r>
-        <w:rPr>
-          <w:rFonts w:ascii="Calibri" w:hAnsi="Calibri" w:cs="Calibri"/>
-          <w:sz w:val="22"/>
-          <w:szCs w:val="22"/>
-          <w:lang w:val="en-US"/>
-        </w:rPr>
-        <w:t>need</w:t>
-      </w:r>
-      <w:proofErr w:type="gramEnd"/>
-      <w:r>
-        <w:rPr>
-          <w:rFonts w:ascii="Calibri" w:hAnsi="Calibri" w:cs="Calibri"/>
-          <w:sz w:val="22"/>
-          <w:szCs w:val="22"/>
-          <w:lang w:val="en-US"/>
-        </w:rPr>
-        <w:t xml:space="preserve"> to be done from either </w:t>
+        <w:t xml:space="preserve">Approval need to be done from either </w:t>
       </w:r>
       <w:r>
         <w:rPr>
@@ -7713,47 +7472,7 @@
           <w:szCs w:val="22"/>
           <w:lang w:val="en-US"/>
         </w:rPr>
-        <w:t xml:space="preserve">This Certificate </w:t>
-      </w:r>
-      <w:proofErr w:type="gramStart"/>
-      <w:r>
-        <w:rPr>
-          <w:rFonts w:ascii="Calibri" w:hAnsi="Calibri" w:cs="Calibri"/>
-          <w:sz w:val="22"/>
-          <w:szCs w:val="22"/>
-          <w:lang w:val="en-US"/>
-        </w:rPr>
-        <w:t>need</w:t>
-      </w:r>
-      <w:proofErr w:type="gramEnd"/>
-      <w:r>
-        <w:rPr>
-          <w:rFonts w:ascii="Calibri" w:hAnsi="Calibri" w:cs="Calibri"/>
-          <w:sz w:val="22"/>
-          <w:szCs w:val="22"/>
-          <w:lang w:val="en-US"/>
-        </w:rPr>
-        <w:t xml:space="preserve"> to be linked with load balancer </w:t>
-      </w:r>
-      <w:proofErr w:type="gramStart"/>
-      <w:r>
-        <w:rPr>
-          <w:rFonts w:ascii="Calibri" w:hAnsi="Calibri" w:cs="Calibri"/>
-          <w:sz w:val="22"/>
-          <w:szCs w:val="22"/>
-          <w:lang w:val="en-US"/>
-        </w:rPr>
-        <w:t>listeners  443</w:t>
-      </w:r>
-      <w:proofErr w:type="gramEnd"/>
-      <w:r>
-        <w:rPr>
-          <w:rFonts w:ascii="Calibri" w:hAnsi="Calibri" w:cs="Calibri"/>
-          <w:sz w:val="22"/>
-          <w:szCs w:val="22"/>
-          <w:lang w:val="en-US"/>
-        </w:rPr>
-        <w:t xml:space="preserve"> (https) only.</w:t>
+        <w:t>This Certificate need to be linked with load balancer listeners  443 (https) only.</w:t>
       </w:r>
     </w:p>
     <w:p>
@@ -7855,27 +7574,7 @@
           <w:szCs w:val="22"/>
           <w:lang w:val="en-US"/>
         </w:rPr>
-        <w:t xml:space="preserve">If </w:t>
-      </w:r>
-      <w:proofErr w:type="gramStart"/>
-      <w:r>
-        <w:rPr>
-          <w:rFonts w:ascii="Calibri" w:hAnsi="Calibri" w:cs="Calibri"/>
-          <w:sz w:val="22"/>
-          <w:szCs w:val="22"/>
-          <w:lang w:val="en-US"/>
-        </w:rPr>
-        <w:t>not</w:t>
-      </w:r>
-      <w:proofErr w:type="gramEnd"/>
-      <w:r>
-        <w:rPr>
-          <w:rFonts w:ascii="Calibri" w:hAnsi="Calibri" w:cs="Calibri"/>
-          <w:sz w:val="22"/>
-          <w:szCs w:val="22"/>
-          <w:lang w:val="en-US"/>
-        </w:rPr>
-        <w:t xml:space="preserve"> setup then will get the SSL certificate issue while opening the app with message –opening web app on your own risk.</w:t>
+        <w:t>If not setup then will get the SSL certificate issue while opening the app with message –opening web app on your own risk.</w:t>
       </w:r>
     </w:p>
     <w:p>
@@ -7954,7 +7653,6 @@
           <w:lang w:val="en-US"/>
         </w:rPr>
       </w:pPr>
-      <w:proofErr w:type="gramStart"/>
       <w:r>
         <w:rPr>
           <w:rFonts w:ascii="Calibri" w:hAnsi="Calibri" w:cs="Calibri"/>
@@ -7966,23 +7664,9 @@
           <w:lang w:val="en-US"/>
         </w:rPr>
         <w:lastRenderedPageBreak/>
-        <w:t>HOSTING :</w:t>
-      </w:r>
-      <w:proofErr w:type="gramEnd"/>
-      <w:r>
-        <w:rPr>
-          <w:rFonts w:ascii="Calibri" w:hAnsi="Calibri" w:cs="Calibri"/>
-          <w:b/>
-          <w:bCs/>
-          <w:sz w:val="22"/>
-          <w:szCs w:val="22"/>
-          <w:highlight w:val="yellow"/>
-          <w:lang w:val="en-US"/>
-        </w:rPr>
-        <w:t xml:space="preserve"> </w:t>
+        <w:t xml:space="preserve">HOSTING : </w:t>
       </w:r>
       <w:proofErr w:type="spellStart"/>
-      <w:proofErr w:type="gramStart"/>
       <w:r>
         <w:rPr>
           <w:rFonts w:ascii="Calibri" w:hAnsi="Calibri" w:cs="Calibri"/>
@@ -8018,20 +7702,7 @@
           <w:szCs w:val="22"/>
           <w:highlight w:val="yellow"/>
         </w:rPr>
-        <w:t>(</w:t>
-      </w:r>
-      <w:proofErr w:type="gramEnd"/>
-      <w:r>
-        <w:rPr>
-          <w:rFonts w:ascii="Calibri" w:hAnsi="Calibri" w:cs="Calibri"/>
-          <w:b/>
-          <w:bCs/>
-          <w:color w:val="111111"/>
-          <w:sz w:val="22"/>
-          <w:szCs w:val="22"/>
-          <w:highlight w:val="yellow"/>
-        </w:rPr>
-        <w:t>Customer #</w:t>
+        <w:t>(Customer #</w:t>
       </w:r>
       <w:r>
         <w:rPr>
@@ -8346,27 +8017,7 @@
           <w:szCs w:val="22"/>
           <w:lang w:val="en-US"/>
         </w:rPr>
-        <w:t xml:space="preserve">All records are auto </w:t>
-      </w:r>
-      <w:proofErr w:type="gramStart"/>
-      <w:r>
-        <w:rPr>
-          <w:rFonts w:ascii="Calibri" w:hAnsi="Calibri" w:cs="Calibri"/>
-          <w:sz w:val="22"/>
-          <w:szCs w:val="22"/>
-          <w:lang w:val="en-US"/>
-        </w:rPr>
-        <w:t>created ,</w:t>
-      </w:r>
-      <w:proofErr w:type="gramEnd"/>
-      <w:r>
-        <w:rPr>
-          <w:rFonts w:ascii="Calibri" w:hAnsi="Calibri" w:cs="Calibri"/>
-          <w:sz w:val="22"/>
-          <w:szCs w:val="22"/>
-          <w:lang w:val="en-US"/>
-        </w:rPr>
-        <w:t xml:space="preserve"> like A, NS, MX</w:t>
+        <w:t>All records are auto created , like A, NS, MX</w:t>
       </w:r>
     </w:p>
     <w:p>
@@ -8625,25 +8276,14 @@
           <w:lang w:val="en-US"/>
         </w:rPr>
       </w:pPr>
-      <w:proofErr w:type="gramStart"/>
-      <w:r>
-        <w:rPr>
-          <w:rFonts w:ascii="Calibri" w:hAnsi="Calibri" w:cs="Calibri"/>
-          <w:sz w:val="22"/>
-          <w:szCs w:val="22"/>
-          <w:lang w:val="en-US"/>
-        </w:rPr>
-        <w:t>Instead</w:t>
-      </w:r>
-      <w:proofErr w:type="gramEnd"/>
-      <w:r>
-        <w:rPr>
-          <w:rFonts w:ascii="Calibri" w:hAnsi="Calibri" w:cs="Calibri"/>
-          <w:sz w:val="22"/>
-          <w:szCs w:val="22"/>
-          <w:lang w:val="en-US"/>
-        </w:rPr>
-        <w:t xml:space="preserve"> only </w:t>
+      <w:r>
+        <w:rPr>
+          <w:rFonts w:ascii="Calibri" w:hAnsi="Calibri" w:cs="Calibri"/>
+          <w:sz w:val="22"/>
+          <w:szCs w:val="22"/>
+          <w:lang w:val="en-US"/>
+        </w:rPr>
+        <w:t xml:space="preserve">Instead only </w:t>
       </w:r>
       <w:hyperlink r:id="rId20" w:history="1">
         <w:r>
@@ -8693,6 +8333,71 @@
         </w:rPr>
       </w:pPr>
     </w:p>
+    <w:p>
+      <w:pPr>
+        <w:tabs>
+          <w:tab w:val="left" w:pos="1611"/>
+        </w:tabs>
+        <w:rPr>
+          <w:rFonts w:ascii="Calibri" w:hAnsi="Calibri" w:cs="Calibri"/>
+          <w:sz w:val="22"/>
+          <w:szCs w:val="22"/>
+          <w:lang w:val="en-US"/>
+        </w:rPr>
+      </w:pPr>
+    </w:p>
+    <w:p>
+      <w:pPr>
+        <w:tabs>
+          <w:tab w:val="left" w:pos="1611"/>
+        </w:tabs>
+        <w:rPr>
+          <w:rFonts w:ascii="Calibri" w:hAnsi="Calibri" w:cs="Calibri"/>
+          <w:sz w:val="22"/>
+          <w:szCs w:val="22"/>
+          <w:lang w:val="en-US"/>
+        </w:rPr>
+      </w:pPr>
+    </w:p>
+    <w:p>
+      <w:pPr>
+        <w:tabs>
+          <w:tab w:val="left" w:pos="1611"/>
+        </w:tabs>
+        <w:rPr>
+          <w:rFonts w:ascii="Calibri" w:hAnsi="Calibri" w:cs="Calibri"/>
+          <w:sz w:val="22"/>
+          <w:szCs w:val="22"/>
+          <w:lang w:val="en-US"/>
+        </w:rPr>
+      </w:pPr>
+    </w:p>
+    <w:p>
+      <w:pPr>
+        <w:tabs>
+          <w:tab w:val="left" w:pos="1611"/>
+        </w:tabs>
+        <w:rPr>
+          <w:rFonts w:ascii="Calibri" w:hAnsi="Calibri" w:cs="Calibri"/>
+          <w:sz w:val="22"/>
+          <w:szCs w:val="22"/>
+          <w:lang w:val="en-US"/>
+        </w:rPr>
+      </w:pPr>
+    </w:p>
+    <w:p>
+      <w:pPr>
+        <w:tabs>
+          <w:tab w:val="left" w:pos="1611"/>
+        </w:tabs>
+        <w:rPr>
+          <w:rFonts w:ascii="Calibri" w:hAnsi="Calibri" w:cs="Calibri"/>
+          <w:sz w:val="22"/>
+          <w:szCs w:val="22"/>
+          <w:lang w:val="en-US"/>
+        </w:rPr>
+      </w:pPr>
+    </w:p>
     <w:sectPr>
       <w:pgSz w:w="11906" w:h="16838"/>
       <w:pgMar w:top="670" w:right="1440" w:bottom="1440" w:left="1440" w:header="708" w:footer="708" w:gutter="0"/>
@@ -8704,7 +8409,7 @@
 </file>
 
 <file path=word/endnotes.xml><?xml version="1.0" encoding="utf-8"?>
-<w:endnotes xmlns:wpc="http://schemas.microsoft.com/office/word/2010/wordprocessingCanvas" xmlns:cx="http://schemas.microsoft.com/office/drawing/2014/chartex" xmlns:cx1="http://schemas.microsoft.com/office/drawing/2015/9/8/chartex" xmlns:cx2="http://schemas.microsoft.com/office/drawing/2015/10/21/chartex" xmlns:cx3="http://schemas.microsoft.com/office/drawing/2016/5/9/chartex" xmlns:cx4="http://schemas.microsoft.com/office/drawing/2016/5/10/chartex" xmlns:cx5="http://schemas.microsoft.com/office/drawing/2016/5/11/chartex" xmlns:cx6="http://schemas.microsoft.com/office/drawing/2016/5/12/chartex" xmlns:cx7="http://schemas.microsoft.com/office/drawing/2016/5/13/chartex" xmlns:cx8="http://schemas.microsoft.com/office/drawing/2016/5/14/chartex" xmlns:mc="http://schemas.openxmlformats.org/markup-compatibility/2006" xmlns:aink="http://schemas.microsoft.com/office/drawing/2016/ink" xmlns:am3d="http://schemas.microsoft.com/office/drawing/2017/model3d" xmlns:o="urn:schemas-microsoft-com:office:office" xmlns:oel="http://schemas.microsoft.com/office/2019/extlst" xmlns:r="http://schemas.openxmlformats.org/officeDocument/2006/relationships" xmlns:m="http://schemas.openxmlformats.org/officeDocument/2006/math" xmlns:v="urn:schemas-microsoft-com:vml" xmlns:wp14="http://schemas.microsoft.com/office/word/2010/wordprocessingDrawing" xmlns:wp="http://schemas.openxmlformats.org/drawingml/2006/wordprocessingDrawing" xmlns:w10="urn:schemas-microsoft-com:office:word" xmlns:w="http://schemas.openxmlformats.org/wordprocessingml/2006/main" xmlns:w14="http://schemas.microsoft.com/office/word/2010/wordml" xmlns:w15="http://schemas.microsoft.com/office/word/2012/wordml" xmlns:w16cex="http://schemas.microsoft.com/office/word/2018/wordml/cex" xmlns:w16cid="http://schemas.microsoft.com/office/word/2016/wordml/cid" xmlns:w16="http://schemas.microsoft.com/office/word/2018/wordml" xmlns:w16du="http://schemas.microsoft.com/office/word/2023/wordml/word16du" xmlns:w16sdtdh="http://schemas.microsoft.com/office/word/2020/wordml/sdtdatahash" xmlns:w16sdtfl="http://schemas.microsoft.com/office/word/2024/wordml/sdtformatlock" xmlns:w16se="http://schemas.microsoft.com/office/word/2015/wordml/symex" xmlns:wpg="http://schemas.microsoft.com/office/word/2010/wordprocessingGroup" xmlns:wpi="http://schemas.microsoft.com/office/word/2010/wordprocessingInk" xmlns:wne="http://schemas.microsoft.com/office/word/2006/wordml" xmlns:wps="http://schemas.microsoft.com/office/word/2010/wordprocessingShape" mc:Ignorable="w14 w15 w16se w16cid w16 w16cex w16sdtdh w16sdtfl w16du wp14">
+<w:endnotes xmlns:wpc="http://schemas.microsoft.com/office/word/2010/wordprocessingCanvas" xmlns:cx="http://schemas.microsoft.com/office/drawing/2014/chartex" xmlns:cx1="http://schemas.microsoft.com/office/drawing/2015/9/8/chartex" xmlns:cx2="http://schemas.microsoft.com/office/drawing/2015/10/21/chartex" xmlns:cx3="http://schemas.microsoft.com/office/drawing/2016/5/9/chartex" xmlns:cx4="http://schemas.microsoft.com/office/drawing/2016/5/10/chartex" xmlns:cx5="http://schemas.microsoft.com/office/drawing/2016/5/11/chartex" xmlns:cx6="http://schemas.microsoft.com/office/drawing/2016/5/12/chartex" xmlns:cx7="http://schemas.microsoft.com/office/drawing/2016/5/13/chartex" xmlns:cx8="http://schemas.microsoft.com/office/drawing/2016/5/14/chartex" xmlns:mc="http://schemas.openxmlformats.org/markup-compatibility/2006" xmlns:m="http://schemas.openxmlformats.org/officeDocument/2006/math" xmlns:aink="http://schemas.microsoft.com/office/drawing/2016/ink" xmlns:am3d="http://schemas.microsoft.com/office/drawing/2017/model3d" xmlns:oel="http://schemas.microsoft.com/office/2019/extlst" xmlns:r="http://schemas.openxmlformats.org/officeDocument/2006/relationships" xmlns:wp14="http://schemas.microsoft.com/office/word/2010/wordprocessingDrawing" xmlns:wp="http://schemas.openxmlformats.org/drawingml/2006/wordprocessingDrawing" xmlns:wpg="http://schemas.microsoft.com/office/word/2010/wordprocessingGroup" xmlns:wpi="http://schemas.microsoft.com/office/word/2010/wordprocessingInk" xmlns:wps="http://schemas.microsoft.com/office/word/2010/wordprocessingShape" xmlns:o="urn:schemas-microsoft-com:office:office" xmlns:v="urn:schemas-microsoft-com:vml" xmlns:w10="urn:schemas-microsoft-com:office:word" xmlns:w="http://schemas.openxmlformats.org/wordprocessingml/2006/main" xmlns:w14="http://schemas.microsoft.com/office/word/2010/wordml" xmlns:w15="http://schemas.microsoft.com/office/word/2012/wordml" xmlns:w16cex="http://schemas.microsoft.com/office/word/2018/wordml/cex" xmlns:w16cid="http://schemas.microsoft.com/office/word/2016/wordml/cid" xmlns:w16="http://schemas.microsoft.com/office/word/2018/wordml" xmlns:w16sdtdh="http://schemas.microsoft.com/office/word/2020/wordml/sdtdatahash" xmlns:w16sdtfl="http://schemas.microsoft.com/office/word/2024/wordml/sdtformatlock" xmlns:w16se="http://schemas.microsoft.com/office/word/2015/wordml/symex" xmlns:w16du="http://schemas.microsoft.com/office/word/2023/wordml/word16du" xmlns:wne="http://schemas.microsoft.com/office/word/2006/wordml" mc:Ignorable="w14 w15 w16se w16cid w16 w16cex w16sdtdh w16sdtfl w16du wp14">
   <w:endnote w:type="separator" w:id="-1">
     <w:p>
       <w:r>
@@ -8723,7 +8428,7 @@
 </file>
 
 <file path=word/footnotes.xml><?xml version="1.0" encoding="utf-8"?>
-<w:footnotes xmlns:wpc="http://schemas.microsoft.com/office/word/2010/wordprocessingCanvas" xmlns:cx="http://schemas.microsoft.com/office/drawing/2014/chartex" xmlns:cx1="http://schemas.microsoft.com/office/drawing/2015/9/8/chartex" xmlns:cx2="http://schemas.microsoft.com/office/drawing/2015/10/21/chartex" xmlns:cx3="http://schemas.microsoft.com/office/drawing/2016/5/9/chartex" xmlns:cx4="http://schemas.microsoft.com/office/drawing/2016/5/10/chartex" xmlns:cx5="http://schemas.microsoft.com/office/drawing/2016/5/11/chartex" xmlns:cx6="http://schemas.microsoft.com/office/drawing/2016/5/12/chartex" xmlns:cx7="http://schemas.microsoft.com/office/drawing/2016/5/13/chartex" xmlns:cx8="http://schemas.microsoft.com/office/drawing/2016/5/14/chartex" xmlns:mc="http://schemas.openxmlformats.org/markup-compatibility/2006" xmlns:aink="http://schemas.microsoft.com/office/drawing/2016/ink" xmlns:am3d="http://schemas.microsoft.com/office/drawing/2017/model3d" xmlns:o="urn:schemas-microsoft-com:office:office" xmlns:oel="http://schemas.microsoft.com/office/2019/extlst" xmlns:r="http://schemas.openxmlformats.org/officeDocument/2006/relationships" xmlns:m="http://schemas.openxmlformats.org/officeDocument/2006/math" xmlns:v="urn:schemas-microsoft-com:vml" xmlns:wp14="http://schemas.microsoft.com/office/word/2010/wordprocessingDrawing" xmlns:wp="http://schemas.openxmlformats.org/drawingml/2006/wordprocessingDrawing" xmlns:w10="urn:schemas-microsoft-com:office:word" xmlns:w="http://schemas.openxmlformats.org/wordprocessingml/2006/main" xmlns:w14="http://schemas.microsoft.com/office/word/2010/wordml" xmlns:w15="http://schemas.microsoft.com/office/word/2012/wordml" xmlns:w16cex="http://schemas.microsoft.com/office/word/2018/wordml/cex" xmlns:w16cid="http://schemas.microsoft.com/office/word/2016/wordml/cid" xmlns:w16="http://schemas.microsoft.com/office/word/2018/wordml" xmlns:w16du="http://schemas.microsoft.com/office/word/2023/wordml/word16du" xmlns:w16sdtdh="http://schemas.microsoft.com/office/word/2020/wordml/sdtdatahash" xmlns:w16sdtfl="http://schemas.microsoft.com/office/word/2024/wordml/sdtformatlock" xmlns:w16se="http://schemas.microsoft.com/office/word/2015/wordml/symex" xmlns:wpg="http://schemas.microsoft.com/office/word/2010/wordprocessingGroup" xmlns:wpi="http://schemas.microsoft.com/office/word/2010/wordprocessingInk" xmlns:wne="http://schemas.microsoft.com/office/word/2006/wordml" xmlns:wps="http://schemas.microsoft.com/office/word/2010/wordprocessingShape" mc:Ignorable="w14 w15 w16se w16cid w16 w16cex w16sdtdh w16sdtfl w16du wp14">
+<w:footnotes xmlns:wpc="http://schemas.microsoft.com/office/word/2010/wordprocessingCanvas" xmlns:cx="http://schemas.microsoft.com/office/drawing/2014/chartex" xmlns:cx1="http://schemas.microsoft.com/office/drawing/2015/9/8/chartex" xmlns:cx2="http://schemas.microsoft.com/office/drawing/2015/10/21/chartex" xmlns:cx3="http://schemas.microsoft.com/office/drawing/2016/5/9/chartex" xmlns:cx4="http://schemas.microsoft.com/office/drawing/2016/5/10/chartex" xmlns:cx5="http://schemas.microsoft.com/office/drawing/2016/5/11/chartex" xmlns:cx6="http://schemas.microsoft.com/office/drawing/2016/5/12/chartex" xmlns:cx7="http://schemas.microsoft.com/office/drawing/2016/5/13/chartex" xmlns:cx8="http://schemas.microsoft.com/office/drawing/2016/5/14/chartex" xmlns:mc="http://schemas.openxmlformats.org/markup-compatibility/2006" xmlns:m="http://schemas.openxmlformats.org/officeDocument/2006/math" xmlns:aink="http://schemas.microsoft.com/office/drawing/2016/ink" xmlns:am3d="http://schemas.microsoft.com/office/drawing/2017/model3d" xmlns:oel="http://schemas.microsoft.com/office/2019/extlst" xmlns:r="http://schemas.openxmlformats.org/officeDocument/2006/relationships" xmlns:wp14="http://schemas.microsoft.com/office/word/2010/wordprocessingDrawing" xmlns:wp="http://schemas.openxmlformats.org/drawingml/2006/wordprocessingDrawing" xmlns:wpg="http://schemas.microsoft.com/office/word/2010/wordprocessingGroup" xmlns:wpi="http://schemas.microsoft.com/office/word/2010/wordprocessingInk" xmlns:wps="http://schemas.microsoft.com/office/word/2010/wordprocessingShape" xmlns:o="urn:schemas-microsoft-com:office:office" xmlns:v="urn:schemas-microsoft-com:vml" xmlns:w10="urn:schemas-microsoft-com:office:word" xmlns:w="http://schemas.openxmlformats.org/wordprocessingml/2006/main" xmlns:w14="http://schemas.microsoft.com/office/word/2010/wordml" xmlns:w15="http://schemas.microsoft.com/office/word/2012/wordml" xmlns:w16cex="http://schemas.microsoft.com/office/word/2018/wordml/cex" xmlns:w16cid="http://schemas.microsoft.com/office/word/2016/wordml/cid" xmlns:w16="http://schemas.microsoft.com/office/word/2018/wordml" xmlns:w16sdtdh="http://schemas.microsoft.com/office/word/2020/wordml/sdtdatahash" xmlns:w16sdtfl="http://schemas.microsoft.com/office/word/2024/wordml/sdtformatlock" xmlns:w16se="http://schemas.microsoft.com/office/word/2015/wordml/symex" xmlns:w16du="http://schemas.microsoft.com/office/word/2023/wordml/word16du" xmlns:wne="http://schemas.microsoft.com/office/word/2006/wordml" mc:Ignorable="w14 w15 w16se w16cid w16 w16cex w16sdtdh w16sdtfl w16du wp14">
   <w:footnote w:type="separator" w:id="-1">
     <w:p>
       <w:r>
@@ -8742,7 +8447,7 @@
 </file>
 
 <file path=word/numbering.xml><?xml version="1.0" encoding="utf-8"?>
-<w:numbering xmlns:wpc="http://schemas.microsoft.com/office/word/2010/wordprocessingCanvas" xmlns:cx="http://schemas.microsoft.com/office/drawing/2014/chartex" xmlns:cx1="http://schemas.microsoft.com/office/drawing/2015/9/8/chartex" xmlns:cx2="http://schemas.microsoft.com/office/drawing/2015/10/21/chartex" xmlns:cx3="http://schemas.microsoft.com/office/drawing/2016/5/9/chartex" xmlns:cx4="http://schemas.microsoft.com/office/drawing/2016/5/10/chartex" xmlns:cx5="http://schemas.microsoft.com/office/drawing/2016/5/11/chartex" xmlns:cx6="http://schemas.microsoft.com/office/drawing/2016/5/12/chartex" xmlns:cx7="http://schemas.microsoft.com/office/drawing/2016/5/13/chartex" xmlns:cx8="http://schemas.microsoft.com/office/drawing/2016/5/14/chartex" xmlns:mc="http://schemas.openxmlformats.org/markup-compatibility/2006" xmlns:aink="http://schemas.microsoft.com/office/drawing/2016/ink" xmlns:am3d="http://schemas.microsoft.com/office/drawing/2017/model3d" xmlns:o="urn:schemas-microsoft-com:office:office" xmlns:oel="http://schemas.microsoft.com/office/2019/extlst" xmlns:r="http://schemas.openxmlformats.org/officeDocument/2006/relationships" xmlns:m="http://schemas.openxmlformats.org/officeDocument/2006/math" xmlns:v="urn:schemas-microsoft-com:vml" xmlns:wp14="http://schemas.microsoft.com/office/word/2010/wordprocessingDrawing" xmlns:wp="http://schemas.openxmlformats.org/drawingml/2006/wordprocessingDrawing" xmlns:w10="urn:schemas-microsoft-com:office:word" xmlns:w="http://schemas.openxmlformats.org/wordprocessingml/2006/main" xmlns:w14="http://schemas.microsoft.com/office/word/2010/wordml" xmlns:w15="http://schemas.microsoft.com/office/word/2012/wordml" xmlns:w16cex="http://schemas.microsoft.com/office/word/2018/wordml/cex" xmlns:w16cid="http://schemas.microsoft.com/office/word/2016/wordml/cid" xmlns:w16="http://schemas.microsoft.com/office/word/2018/wordml" xmlns:w16du="http://schemas.microsoft.com/office/word/2023/wordml/word16du" xmlns:w16sdtdh="http://schemas.microsoft.com/office/word/2020/wordml/sdtdatahash" xmlns:w16sdtfl="http://schemas.microsoft.com/office/word/2024/wordml/sdtformatlock" xmlns:w16se="http://schemas.microsoft.com/office/word/2015/wordml/symex" xmlns:wpg="http://schemas.microsoft.com/office/word/2010/wordprocessingGroup" xmlns:wpi="http://schemas.microsoft.com/office/word/2010/wordprocessingInk" xmlns:wne="http://schemas.microsoft.com/office/word/2006/wordml" xmlns:wps="http://schemas.microsoft.com/office/word/2010/wordprocessingShape" mc:Ignorable="w14 w15 w16se w16cid w16 w16cex w16sdtdh w16sdtfl w16du wp14">
+<w:numbering xmlns:wpc="http://schemas.microsoft.com/office/word/2010/wordprocessingCanvas" xmlns:cx="http://schemas.microsoft.com/office/drawing/2014/chartex" xmlns:cx1="http://schemas.microsoft.com/office/drawing/2015/9/8/chartex" xmlns:cx2="http://schemas.microsoft.com/office/drawing/2015/10/21/chartex" xmlns:cx3="http://schemas.microsoft.com/office/drawing/2016/5/9/chartex" xmlns:cx4="http://schemas.microsoft.com/office/drawing/2016/5/10/chartex" xmlns:cx5="http://schemas.microsoft.com/office/drawing/2016/5/11/chartex" xmlns:cx6="http://schemas.microsoft.com/office/drawing/2016/5/12/chartex" xmlns:cx7="http://schemas.microsoft.com/office/drawing/2016/5/13/chartex" xmlns:cx8="http://schemas.microsoft.com/office/drawing/2016/5/14/chartex" xmlns:mc="http://schemas.openxmlformats.org/markup-compatibility/2006" xmlns:m="http://schemas.openxmlformats.org/officeDocument/2006/math" xmlns:aink="http://schemas.microsoft.com/office/drawing/2016/ink" xmlns:am3d="http://schemas.microsoft.com/office/drawing/2017/model3d" xmlns:oel="http://schemas.microsoft.com/office/2019/extlst" xmlns:r="http://schemas.openxmlformats.org/officeDocument/2006/relationships" xmlns:wp14="http://schemas.microsoft.com/office/word/2010/wordprocessingDrawing" xmlns:wp="http://schemas.openxmlformats.org/drawingml/2006/wordprocessingDrawing" xmlns:wpg="http://schemas.microsoft.com/office/word/2010/wordprocessingGroup" xmlns:wpi="http://schemas.microsoft.com/office/word/2010/wordprocessingInk" xmlns:wps="http://schemas.microsoft.com/office/word/2010/wordprocessingShape" xmlns:o="urn:schemas-microsoft-com:office:office" xmlns:v="urn:schemas-microsoft-com:vml" xmlns:w10="urn:schemas-microsoft-com:office:word" xmlns:w="http://schemas.openxmlformats.org/wordprocessingml/2006/main" xmlns:w14="http://schemas.microsoft.com/office/word/2010/wordml" xmlns:w15="http://schemas.microsoft.com/office/word/2012/wordml" xmlns:w16cex="http://schemas.microsoft.com/office/word/2018/wordml/cex" xmlns:w16cid="http://schemas.microsoft.com/office/word/2016/wordml/cid" xmlns:w16="http://schemas.microsoft.com/office/word/2018/wordml" xmlns:w16sdtdh="http://schemas.microsoft.com/office/word/2020/wordml/sdtdatahash" xmlns:w16sdtfl="http://schemas.microsoft.com/office/word/2024/wordml/sdtformatlock" xmlns:w16se="http://schemas.microsoft.com/office/word/2015/wordml/symex" xmlns:w16du="http://schemas.microsoft.com/office/word/2023/wordml/word16du" xmlns:wne="http://schemas.microsoft.com/office/word/2006/wordml" mc:Ignorable="w14 w15 w16se w16cid w16 w16cex w16sdtdh w16sdtfl w16du wp14">
   <w:abstractNum w:abstractNumId="0" w15:restartNumberingAfterBreak="0">
     <w:nsid w:val="012C322A"/>
     <w:multiLevelType w:val="hybridMultilevel"/>
@@ -9783,7 +9488,7 @@
 </file>
 
 <file path=word/styles.xml><?xml version="1.0" encoding="utf-8"?>
-<w:styles xmlns:mc="http://schemas.openxmlformats.org/markup-compatibility/2006" xmlns:r="http://schemas.openxmlformats.org/officeDocument/2006/relationships" xmlns:w="http://schemas.openxmlformats.org/wordprocessingml/2006/main" xmlns:w14="http://schemas.microsoft.com/office/word/2010/wordml" xmlns:w15="http://schemas.microsoft.com/office/word/2012/wordml" xmlns:w16cex="http://schemas.microsoft.com/office/word/2018/wordml/cex" xmlns:w16cid="http://schemas.microsoft.com/office/word/2016/wordml/cid" xmlns:w16="http://schemas.microsoft.com/office/word/2018/wordml" xmlns:w16du="http://schemas.microsoft.com/office/word/2023/wordml/word16du" xmlns:w16sdtdh="http://schemas.microsoft.com/office/word/2020/wordml/sdtdatahash" xmlns:w16sdtfl="http://schemas.microsoft.com/office/word/2024/wordml/sdtformatlock" xmlns:w16se="http://schemas.microsoft.com/office/word/2015/wordml/symex" mc:Ignorable="w14 w15 w16se w16cid w16 w16cex w16sdtdh w16sdtfl w16du">
+<w:styles xmlns:mc="http://schemas.openxmlformats.org/markup-compatibility/2006" xmlns:r="http://schemas.openxmlformats.org/officeDocument/2006/relationships" xmlns:w="http://schemas.openxmlformats.org/wordprocessingml/2006/main" xmlns:w14="http://schemas.microsoft.com/office/word/2010/wordml" xmlns:w15="http://schemas.microsoft.com/office/word/2012/wordml" xmlns:w16cex="http://schemas.microsoft.com/office/word/2018/wordml/cex" xmlns:w16cid="http://schemas.microsoft.com/office/word/2016/wordml/cid" xmlns:w16="http://schemas.microsoft.com/office/word/2018/wordml" xmlns:w16sdtdh="http://schemas.microsoft.com/office/word/2020/wordml/sdtdatahash" xmlns:w16sdtfl="http://schemas.microsoft.com/office/word/2024/wordml/sdtformatlock" xmlns:w16se="http://schemas.microsoft.com/office/word/2015/wordml/symex" xmlns:w16du="http://schemas.microsoft.com/office/word/2023/wordml/word16du" mc:Ignorable="w14 w15 w16se w16cid w16 w16cex w16sdtdh w16sdtfl w16du">
   <w:docDefaults>
     <w:rPrDefault>
       <w:rPr>
